--- a/docs/项目概要介绍.docx
+++ b/docs/项目概要介绍.docx
@@ -35,8 +35,6 @@
         </w:rPr>
         <w:t>作品概要</w:t>
       </w:r>
-      <w:bookmarkStart w:id="0" w:name="_GoBack"/>
-      <w:bookmarkEnd w:id="0"/>
     </w:p>
     <w:p>
       <w:pPr>
@@ -1026,20 +1024,24 @@
               <w:jc w:val="center"/>
               <w:textAlignment w:val="auto"/>
               <w:rPr>
-                <w:b w:val="0"/>
-                <w:bCs w:val="0"/>
-                <w:sz w:val="21"/>
-                <w:szCs w:val="21"/>
+                <w:rFonts w:hint="default" w:eastAsiaTheme="minorEastAsia"/>
+                <w:b w:val="0"/>
+                <w:bCs w:val="0"/>
+                <w:sz w:val="21"/>
+                <w:szCs w:val="21"/>
+                <w:lang w:val="en-US" w:eastAsia="zh-CN"/>
               </w:rPr>
             </w:pPr>
             <w:r>
               <w:rPr>
-                <w:b w:val="0"/>
-                <w:bCs w:val="0"/>
-                <w:sz w:val="21"/>
-                <w:szCs w:val="21"/>
-              </w:rPr>
-              <w:t>【请填写团队名称】</w:t>
+                <w:rFonts w:hint="eastAsia"/>
+                <w:b w:val="0"/>
+                <w:bCs w:val="0"/>
+                <w:sz w:val="21"/>
+                <w:szCs w:val="21"/>
+                <w:lang w:val="en-US" w:eastAsia="zh-CN"/>
+              </w:rPr>
+              <w:t>预见遇见</w:t>
             </w:r>
           </w:p>
         </w:tc>
@@ -1249,7 +1251,7 @@
                 <w:szCs w:val="21"/>
                 <w:lang w:val="en-US" w:eastAsia="zh-CN"/>
               </w:rPr>
-              <w:t>吴友桃//</w:t>
+              <w:t>吴友桃/19951339211/wuyoutao19@szcu.edu.cn</w:t>
             </w:r>
           </w:p>
         </w:tc>
@@ -2120,12 +2122,13 @@
             </w:pPr>
             <w:r>
               <w:rPr>
-                <w:b w:val="0"/>
-                <w:bCs w:val="0"/>
-                <w:sz w:val="21"/>
-                <w:szCs w:val="21"/>
-              </w:rPr>
-              <w:t>表单录入+简历上传双入口；输出结构化学生就业能力画像、完整度与竞争力评分及维度得分</w:t>
+                <w:rFonts w:hint="eastAsia"/>
+                <w:b w:val="0"/>
+                <w:bCs w:val="0"/>
+                <w:sz w:val="21"/>
+                <w:szCs w:val="21"/>
+              </w:rPr>
+              <w:t>表单录入+简历上传双入口；简历支持PDF/Office/纯文本等解析与图片简历、扫描版PDF的Pi多模态视觉解析（文本抽取失败时回退视觉）；输出结构化学生就业能力画像、完整度与竞争力评分及维度得分</w:t>
             </w:r>
           </w:p>
         </w:tc>
@@ -2221,7 +2224,17 @@
                 <w:sz w:val="21"/>
                 <w:szCs w:val="21"/>
               </w:rPr>
-              <w:t>四维人岗匹配（基础要求、职业技能、职业素养、发展潜力）+差距与建议；七章节职业报告（含路径与短中期计划）；支持结构化编辑与PDF一键导出</w:t>
+              <w:t>四维人岗匹配（基础要求、职业技能、职业素养、发展潜力）+差距与建议；七章节职业报告（含路径与短中期计划）；</w:t>
+            </w:r>
+            <w:r>
+              <w:rPr>
+                <w:rFonts w:hint="eastAsia"/>
+                <w:b w:val="0"/>
+                <w:bCs w:val="0"/>
+                <w:sz w:val="21"/>
+                <w:szCs w:val="21"/>
+              </w:rPr>
+              <w:t>支持结构化编辑、报告页AI润色与PDF一键导出</w:t>
             </w:r>
           </w:p>
         </w:tc>
@@ -2803,7 +2816,27 @@
           <w:sz w:val="21"/>
           <w:szCs w:val="21"/>
         </w:rPr>
-        <w:t>赛题量化要求：至少5个岗位具备换岗规划，每个岗位不少于2条换岗路径（已在工程里程碑中落地，详见本文第三篇、第四篇）。</w:t>
+        <w:t>赛题量化要求：至少5个岗位具备换岗规划，每个岗位不少于2条换岗路径（已在工程里程碑中落地，详见</w:t>
+      </w:r>
+      <w:r>
+        <w:rPr>
+          <w:rFonts w:hint="eastAsia"/>
+          <w:b w:val="0"/>
+          <w:bCs w:val="0"/>
+          <w:sz w:val="21"/>
+          <w:szCs w:val="21"/>
+          <w:lang w:val="en-US" w:eastAsia="zh-CN"/>
+        </w:rPr>
+        <w:t>详细方案</w:t>
+      </w:r>
+      <w:r>
+        <w:rPr>
+          <w:b w:val="0"/>
+          <w:bCs w:val="0"/>
+          <w:sz w:val="21"/>
+          <w:szCs w:val="21"/>
+        </w:rPr>
+        <w:t>第三篇、第四篇）。</w:t>
       </w:r>
     </w:p>
     <w:p>
@@ -2944,12 +2977,139 @@
       </w:pPr>
       <w:r>
         <w:rPr>
-          <w:b w:val="0"/>
-          <w:bCs w:val="0"/>
-          <w:sz w:val="21"/>
-          <w:szCs w:val="21"/>
-        </w:rPr>
-        <w:t>输出：结构化能力画像、完整度评分、竞争力评分及与赛题方向一致的维度刻画。</w:t>
+          <w:rFonts w:hint="eastAsia"/>
+          <w:b w:val="0"/>
+          <w:bCs w:val="0"/>
+          <w:sz w:val="21"/>
+          <w:szCs w:val="21"/>
+        </w:rPr>
+        <w:t>简历链路：</w:t>
+      </w:r>
+      <w:r>
+        <w:rPr>
+          <w:rFonts w:hint="eastAsia" w:ascii="Courier New" w:hAnsi="Courier New" w:eastAsia="Courier New" w:cs="Courier New"/>
+          <w:b w:val="0"/>
+          <w:bCs w:val="0"/>
+          <w:sz w:val="21"/>
+          <w:szCs w:val="21"/>
+          <w:shd w:val="clear" w:color="auto"/>
+        </w:rPr>
+        <w:t>profile.resume-parser</w:t>
+      </w:r>
+      <w:r>
+        <w:rPr>
+          <w:rFonts w:hint="eastAsia"/>
+          <w:b w:val="0"/>
+          <w:bCs w:val="0"/>
+          <w:sz w:val="21"/>
+          <w:szCs w:val="21"/>
+        </w:rPr>
+        <w:t>将文件规范为纯文本；图片扩展名或PDF文本抽取失败时走</w:t>
+      </w:r>
+      <w:r>
+        <w:rPr>
+          <w:rFonts w:hint="eastAsia" w:ascii="Courier New" w:hAnsi="Courier New" w:eastAsia="Courier New" w:cs="Courier New"/>
+          <w:b w:val="0"/>
+          <w:bCs w:val="0"/>
+          <w:sz w:val="21"/>
+          <w:szCs w:val="21"/>
+          <w:shd w:val="clear" w:color="auto"/>
+        </w:rPr>
+        <w:t>profile.resume-vision</w:t>
+      </w:r>
+      <w:r>
+        <w:rPr>
+          <w:rFonts w:hint="eastAsia"/>
+          <w:b w:val="0"/>
+          <w:bCs w:val="0"/>
+          <w:sz w:val="21"/>
+          <w:szCs w:val="21"/>
+        </w:rPr>
+        <w:t>（Pi多模态输出</w:t>
+      </w:r>
+      <w:r>
+        <w:rPr>
+          <w:rFonts w:hint="eastAsia" w:ascii="Courier New" w:hAnsi="Courier New" w:eastAsia="Courier New" w:cs="Courier New"/>
+          <w:b w:val="0"/>
+          <w:bCs w:val="0"/>
+          <w:sz w:val="21"/>
+          <w:szCs w:val="21"/>
+          <w:shd w:val="clear" w:color="auto"/>
+        </w:rPr>
+        <w:t>plainText</w:t>
+      </w:r>
+      <w:r>
+        <w:rPr>
+          <w:rFonts w:hint="eastAsia"/>
+          <w:b w:val="0"/>
+          <w:bCs w:val="0"/>
+          <w:sz w:val="21"/>
+          <w:szCs w:val="21"/>
+        </w:rPr>
+        <w:t>与可选姓名/目标岗）；</w:t>
+      </w:r>
+      <w:r>
+        <w:rPr>
+          <w:rFonts w:hint="eastAsia" w:ascii="Courier New" w:hAnsi="Courier New" w:eastAsia="Courier New" w:cs="Courier New"/>
+          <w:b w:val="0"/>
+          <w:bCs w:val="0"/>
+          <w:sz w:val="21"/>
+          <w:szCs w:val="21"/>
+          <w:shd w:val="clear" w:color="auto"/>
+        </w:rPr>
+        <w:t>createProfileModule</w:t>
+      </w:r>
+      <w:r>
+        <w:rPr>
+          <w:rFonts w:hint="eastAsia"/>
+          <w:b w:val="0"/>
+          <w:bCs w:val="0"/>
+          <w:sz w:val="21"/>
+          <w:szCs w:val="21"/>
+        </w:rPr>
+        <w:t>注入</w:t>
+      </w:r>
+      <w:r>
+        <w:rPr>
+          <w:rFonts w:hint="eastAsia" w:ascii="Courier New" w:hAnsi="Courier New" w:eastAsia="Courier New" w:cs="Courier New"/>
+          <w:b w:val="0"/>
+          <w:bCs w:val="0"/>
+          <w:sz w:val="21"/>
+          <w:szCs w:val="21"/>
+          <w:shd w:val="clear" w:color="auto"/>
+        </w:rPr>
+        <w:t>resumeVisionParser</w:t>
+      </w:r>
+      <w:r>
+        <w:rPr>
+          <w:rFonts w:hint="eastAsia"/>
+          <w:b w:val="0"/>
+          <w:bCs w:val="0"/>
+          <w:sz w:val="21"/>
+          <w:szCs w:val="21"/>
+        </w:rPr>
+        <w:t>；未配置视觉解析时图片简历返回</w:t>
+      </w:r>
+      <w:r>
+        <w:rPr>
+          <w:rFonts w:hint="eastAsia" w:ascii="Courier New" w:hAnsi="Courier New" w:eastAsia="Courier New" w:cs="Courier New"/>
+          <w:b w:val="0"/>
+          <w:bCs w:val="0"/>
+          <w:sz w:val="21"/>
+          <w:szCs w:val="21"/>
+          <w:shd w:val="clear" w:color="auto"/>
+        </w:rPr>
+        <w:t>422RESUME_VISION_UNAVAILABLE</w:t>
+      </w:r>
+      <w:r>
+        <w:rPr>
+          <w:rFonts w:hint="eastAsia"/>
+          <w:b w:val="0"/>
+          <w:bCs w:val="0"/>
+          <w:sz w:val="21"/>
+          <w:szCs w:val="21"/>
+        </w:rPr>
+        <w:t>。</w:t>
       </w:r>
     </w:p>
     <w:p>
@@ -2989,7 +3149,57 @@
           <w:sz w:val="21"/>
           <w:szCs w:val="21"/>
         </w:rPr>
-        <w:t>大模型用于简历解析与信息抽取等环节（具体边界见本文第四篇、第五篇，避免与「规则评分」混淆）。</w:t>
+        <w:t>输出：结构化能力画像、完整度评分、竞争力评分及与赛题方向一致的维度刻画。</w:t>
+      </w:r>
+    </w:p>
+    <w:p>
+      <w:pPr>
+        <w:pStyle w:val="14"/>
+        <w:keepNext w:val="0"/>
+        <w:keepLines w:val="0"/>
+        <w:pageBreakBefore w:val="0"/>
+        <w:numPr>
+          <w:ilvl w:val="0"/>
+          <w:numId w:val="3"/>
+        </w:numPr>
+        <w:kinsoku/>
+        <w:wordWrap/>
+        <w:overflowPunct/>
+        <w:topLinePunct w:val="0"/>
+        <w:autoSpaceDE/>
+        <w:autoSpaceDN/>
+        <w:bidi w:val="0"/>
+        <w:adjustRightInd/>
+        <w:snapToGrid/>
+        <w:spacing w:after="100" w:line="360" w:lineRule="exact"/>
+        <w:ind w:left="420" w:leftChars="0" w:hanging="420" w:firstLineChars="0"/>
+        <w:jc w:val="left"/>
+        <w:textAlignment w:val="auto"/>
+        <w:rPr>
+          <w:b w:val="0"/>
+          <w:bCs w:val="0"/>
+          <w:sz w:val="21"/>
+          <w:szCs w:val="21"/>
+        </w:rPr>
+      </w:pPr>
+      <w:r>
+        <w:rPr>
+          <w:rFonts w:hint="eastAsia"/>
+          <w:b w:val="0"/>
+          <w:bCs w:val="0"/>
+          <w:sz w:val="21"/>
+          <w:szCs w:val="21"/>
+        </w:rPr>
+        <w:t>大模型：仅在视觉解析等明确环节介入；维度评分仍以规则与统计信号为主</w:t>
+      </w:r>
+      <w:r>
+        <w:rPr>
+          <w:b w:val="0"/>
+          <w:bCs w:val="0"/>
+          <w:sz w:val="21"/>
+          <w:szCs w:val="21"/>
+        </w:rPr>
+        <w:t>。</w:t>
       </w:r>
     </w:p>
     <w:p>
@@ -3220,7 +3430,47 @@
           <w:sz w:val="21"/>
           <w:szCs w:val="21"/>
         </w:rPr>
-        <w:t>编辑与导出：支持手动编辑各章节并保存；支持PDF导出与下载。</w:t>
+        <w:t>编辑与导出：</w:t>
+      </w:r>
+      <w:r>
+        <w:rPr>
+          <w:rFonts w:hint="eastAsia"/>
+          <w:b w:val="0"/>
+          <w:bCs w:val="0"/>
+          <w:sz w:val="21"/>
+          <w:szCs w:val="21"/>
+        </w:rPr>
+        <w:t>支持手动编辑各章节并保存；报告页已提供单章/全文AI润色（</w:t>
+      </w:r>
+      <w:r>
+        <w:rPr>
+          <w:rFonts w:hint="eastAsia" w:ascii="Courier New" w:hAnsi="Courier New" w:eastAsia="Courier New" w:cs="Courier New"/>
+          <w:b w:val="0"/>
+          <w:bCs w:val="0"/>
+          <w:sz w:val="21"/>
+          <w:szCs w:val="21"/>
+          <w:shd w:val="clear" w:color="auto"/>
+        </w:rPr>
+        <w:t>POST/api/v2/ai/polish</w:t>
+      </w:r>
+      <w:r>
+        <w:rPr>
+          <w:rFonts w:hint="eastAsia"/>
+          <w:b w:val="0"/>
+          <w:bCs w:val="0"/>
+          <w:sz w:val="21"/>
+          <w:szCs w:val="21"/>
+        </w:rPr>
+        <w:t>）；</w:t>
+      </w:r>
+      <w:r>
+        <w:rPr>
+          <w:b w:val="0"/>
+          <w:bCs w:val="0"/>
+          <w:sz w:val="21"/>
+          <w:szCs w:val="21"/>
+        </w:rPr>
+        <w:t>支持PDF导出与下载。</w:t>
       </w:r>
     </w:p>
     <w:p>
@@ -3573,7 +3823,27 @@
           <w:sz w:val="21"/>
           <w:szCs w:val="21"/>
         </w:rPr>
-        <w:t>，复算命令见本文第九篇</w:t>
+        <w:t>，复算命令见</w:t>
+      </w:r>
+      <w:r>
+        <w:rPr>
+          <w:rFonts w:hint="eastAsia"/>
+          <w:b w:val="0"/>
+          <w:bCs w:val="0"/>
+          <w:sz w:val="21"/>
+          <w:szCs w:val="21"/>
+          <w:lang w:val="en-US" w:eastAsia="zh-CN"/>
+        </w:rPr>
+        <w:t>详细方案</w:t>
+      </w:r>
+      <w:r>
+        <w:rPr>
+          <w:b w:val="0"/>
+          <w:bCs w:val="0"/>
+          <w:sz w:val="21"/>
+          <w:szCs w:val="21"/>
+        </w:rPr>
+        <w:t>第九篇</w:t>
       </w:r>
       <w:r>
         <w:rPr>
@@ -3640,10 +3910,12 @@
         <w:jc w:val="left"/>
         <w:textAlignment w:val="auto"/>
         <w:rPr>
-          <w:b w:val="0"/>
-          <w:bCs w:val="0"/>
-          <w:sz w:val="21"/>
-          <w:szCs w:val="21"/>
+          <w:rFonts w:hint="eastAsia" w:eastAsiaTheme="minorEastAsia"/>
+          <w:b w:val="0"/>
+          <w:bCs w:val="0"/>
+          <w:sz w:val="21"/>
+          <w:szCs w:val="21"/>
+          <w:lang w:eastAsia="zh-CN"/>
         </w:rPr>
       </w:pPr>
       <w:r>
@@ -3663,7 +3935,49 @@
           <w:sz w:val="21"/>
           <w:szCs w:val="21"/>
         </w:rPr>
-        <w:t>Vue 3前端（首页、数据流水线、岗位画像、学生画像、匹配、报告、职业路径等）与API联调；独立Agent页已移除，智能体通过API与业务页间接演示</w:t>
+        <w:t>Vue3前端（</w:t>
+      </w:r>
+      <w:r>
+        <w:rPr>
+          <w:rFonts w:hint="eastAsia" w:ascii="Courier New" w:hAnsi="Courier New" w:eastAsia="Courier New" w:cs="Courier New"/>
+          <w:b w:val="0"/>
+          <w:bCs w:val="0"/>
+          <w:sz w:val="21"/>
+          <w:szCs w:val="21"/>
+          <w:shd w:val="clear" w:color="auto"/>
+        </w:rPr>
+        <w:t>AppLayout</w:t>
+      </w:r>
+      <w:r>
+        <w:rPr>
+          <w:rFonts w:hint="eastAsia"/>
+          <w:b w:val="0"/>
+          <w:bCs w:val="0"/>
+          <w:sz w:val="21"/>
+          <w:szCs w:val="21"/>
+        </w:rPr>
+        <w:t>统一导航、首页、数据流水线、岗位画像、学生画像、匹配、报告、职业路径等）与API联调；独立Agent页已移除，智能体通过报告润色、AI</w:t>
+      </w:r>
+      <w:r>
+        <w:rPr>
+          <w:rFonts w:hint="eastAsia"/>
+          <w:b w:val="0"/>
+          <w:bCs w:val="0"/>
+          <w:sz w:val="21"/>
+          <w:szCs w:val="21"/>
+          <w:lang w:val="en-US" w:eastAsia="zh-CN"/>
+        </w:rPr>
+        <w:t xml:space="preserve"> </w:t>
+      </w:r>
+      <w:r>
+        <w:rPr>
+          <w:rFonts w:hint="eastAsia"/>
+          <w:b w:val="0"/>
+          <w:bCs w:val="0"/>
+          <w:sz w:val="21"/>
+          <w:szCs w:val="21"/>
+        </w:rPr>
+        <w:t>API与业务页演示</w:t>
       </w:r>
       <w:r>
         <w:rPr>
@@ -3677,9 +3991,14 @@
     </w:p>
     <w:p>
       <w:pPr>
+        <w:pStyle w:val="14"/>
         <w:keepNext w:val="0"/>
         <w:keepLines w:val="0"/>
         <w:pageBreakBefore w:val="0"/>
+        <w:numPr>
+          <w:ilvl w:val="0"/>
+          <w:numId w:val="0"/>
+        </w:numPr>
         <w:kinsoku/>
         <w:wordWrap/>
         <w:overflowPunct/>
@@ -3689,7 +4008,9 @@
         <w:bidi w:val="0"/>
         <w:adjustRightInd/>
         <w:snapToGrid/>
-        <w:spacing w:after="200" w:line="360" w:lineRule="exact"/>
+        <w:spacing w:after="100" w:line="360" w:lineRule="exact"/>
+        <w:ind w:leftChars="0"/>
+        <w:jc w:val="left"/>
         <w:textAlignment w:val="auto"/>
         <w:rPr>
           <w:rFonts w:hint="eastAsia" w:eastAsiaTheme="minorEastAsia"/>
@@ -3975,7 +4296,7 @@
           <w:szCs w:val="21"/>
           <w:shd w:val="clear" w:color="auto"/>
         </w:rPr>
-        <w:t>ai（/api/v2/ai）</w:t>
+        <w:t>ai（/api/v2/ai）；profile（表单+简历文本/多模态解析，jobsRepository可选注入）</w:t>
       </w:r>
       <w:r>
         <w:rPr>
@@ -4458,7 +4779,18 @@
           <w:sz w:val="21"/>
           <w:szCs w:val="21"/>
         </w:rPr>
-        <w:t>3.结构化报告+版本化：同一匹配结果可生成多版报告，便于迭代对比与答辩展示。</w:t>
+        <w:t>3.结构化报告+版本化：同一匹配结果可生成多版报告，便于迭代对比</w:t>
+      </w:r>
+      <w:bookmarkStart w:id="0" w:name="_GoBack"/>
+      <w:bookmarkEnd w:id="0"/>
+      <w:r>
+        <w:rPr>
+          <w:b w:val="0"/>
+          <w:bCs w:val="0"/>
+          <w:sz w:val="21"/>
+          <w:szCs w:val="21"/>
+        </w:rPr>
+        <w:t>。</w:t>
       </w:r>
     </w:p>
     <w:p>
@@ -6050,7 +6382,7 @@
     <w:lsdException w:unhideWhenUsed="0" w:uiPriority="0" w:semiHidden="0" w:name="table of figures"/>
     <w:lsdException w:unhideWhenUsed="0" w:uiPriority="0" w:semiHidden="0" w:name="envelope address"/>
     <w:lsdException w:unhideWhenUsed="0" w:uiPriority="0" w:semiHidden="0" w:name="envelope return"/>
-    <w:lsdException w:uiPriority="99" w:name="footnote reference"/>
+    <w:lsdException w:qFormat="1" w:uiPriority="99" w:name="footnote reference"/>
     <w:lsdException w:unhideWhenUsed="0" w:uiPriority="0" w:semiHidden="0" w:name="annotation reference"/>
     <w:lsdException w:unhideWhenUsed="0" w:uiPriority="0" w:semiHidden="0" w:name="line number"/>
     <w:lsdException w:unhideWhenUsed="0" w:uiPriority="0" w:semiHidden="0" w:name="page number"/>
@@ -6077,7 +6409,7 @@
     <w:lsdException w:qFormat="1" w:unhideWhenUsed="0" w:uiPriority="0" w:semiHidden="0" w:name="Title"/>
     <w:lsdException w:unhideWhenUsed="0" w:uiPriority="0" w:semiHidden="0" w:name="Closing"/>
     <w:lsdException w:unhideWhenUsed="0" w:uiPriority="0" w:semiHidden="0" w:name="Signature"/>
-    <w:lsdException w:unhideWhenUsed="0" w:uiPriority="0" w:name="Default Paragraph Font"/>
+    <w:lsdException w:qFormat="1" w:unhideWhenUsed="0" w:uiPriority="0" w:name="Default Paragraph Font"/>
     <w:lsdException w:unhideWhenUsed="0" w:uiPriority="0" w:semiHidden="0" w:name="Body Text"/>
     <w:lsdException w:unhideWhenUsed="0" w:uiPriority="0" w:semiHidden="0" w:name="Body Text Indent"/>
     <w:lsdException w:unhideWhenUsed="0" w:uiPriority="0" w:semiHidden="0" w:name="List Continue"/>
@@ -6271,6 +6603,7 @@
       <w:jc w:val="both"/>
     </w:pPr>
     <w:rPr>
+      <w:rFonts w:asciiTheme="minorHAnsi" w:hAnsiTheme="minorHAnsi" w:eastAsiaTheme="minorEastAsia" w:cstheme="minorBidi"/>
       <w:sz w:val="24"/>
       <w:szCs w:val="24"/>
     </w:rPr>
@@ -6284,6 +6617,7 @@
       <w:jc w:val="left"/>
     </w:pPr>
     <w:rPr>
+      <w:rFonts w:asciiTheme="minorHAnsi" w:hAnsiTheme="minorHAnsi" w:eastAsiaTheme="minorEastAsia" w:cstheme="minorBidi"/>
       <w:b/>
       <w:bCs/>
       <w:color w:val="000000"/>
@@ -6300,6 +6634,7 @@
       <w:jc w:val="left"/>
     </w:pPr>
     <w:rPr>
+      <w:rFonts w:asciiTheme="minorHAnsi" w:hAnsiTheme="minorHAnsi" w:eastAsiaTheme="minorEastAsia" w:cstheme="minorBidi"/>
       <w:b/>
       <w:bCs/>
       <w:color w:val="000000"/>
@@ -6316,6 +6651,7 @@
       <w:jc w:val="left"/>
     </w:pPr>
     <w:rPr>
+      <w:rFonts w:asciiTheme="minorHAnsi" w:hAnsiTheme="minorHAnsi" w:eastAsiaTheme="minorEastAsia" w:cstheme="minorBidi"/>
       <w:b/>
       <w:bCs/>
       <w:color w:val="000000"/>
@@ -6332,6 +6668,7 @@
       <w:jc w:val="left"/>
     </w:pPr>
     <w:rPr>
+      <w:rFonts w:asciiTheme="minorHAnsi" w:hAnsiTheme="minorHAnsi" w:eastAsiaTheme="minorEastAsia" w:cstheme="minorBidi"/>
       <w:b/>
       <w:bCs/>
       <w:color w:val="000000"/>
@@ -6348,6 +6685,7 @@
       <w:jc w:val="left"/>
     </w:pPr>
     <w:rPr>
+      <w:rFonts w:asciiTheme="minorHAnsi" w:hAnsiTheme="minorHAnsi" w:eastAsiaTheme="minorEastAsia" w:cstheme="minorBidi"/>
       <w:b/>
       <w:bCs/>
       <w:color w:val="000000"/>
@@ -6364,6 +6702,7 @@
       <w:jc w:val="left"/>
     </w:pPr>
     <w:rPr>
+      <w:rFonts w:asciiTheme="minorHAnsi" w:hAnsiTheme="minorHAnsi" w:eastAsiaTheme="minorEastAsia" w:cstheme="minorBidi"/>
       <w:b/>
       <w:bCs/>
       <w:color w:val="000000"/>
@@ -6374,6 +6713,7 @@
   <w:style w:type="character" w:default="1" w:styleId="11">
     <w:name w:val="Default Paragraph Font"/>
     <w:semiHidden/>
+    <w:qFormat/>
     <w:uiPriority w:val="0"/>
   </w:style>
   <w:style w:type="table" w:default="1" w:styleId="10">
@@ -6402,6 +6742,7 @@
       <w:jc w:val="left"/>
     </w:pPr>
     <w:rPr>
+      <w:rFonts w:asciiTheme="minorHAnsi" w:hAnsiTheme="minorHAnsi" w:eastAsiaTheme="minorEastAsia" w:cstheme="minorBidi"/>
       <w:sz w:val="20"/>
       <w:szCs w:val="20"/>
     </w:rPr>
@@ -6433,6 +6774,7 @@
     <w:name w:val="footnote reference"/>
     <w:semiHidden/>
     <w:unhideWhenUsed/>
+    <w:qFormat/>
     <w:uiPriority w:val="99"/>
     <w:rPr>
       <w:vertAlign w:val="superscript"/>
@@ -6446,6 +6788,7 @@
       <w:jc w:val="left"/>
     </w:pPr>
     <w:rPr>
+      <w:rFonts w:asciiTheme="minorHAnsi" w:hAnsiTheme="minorHAnsi" w:eastAsiaTheme="minorEastAsia" w:cstheme="minorBidi"/>
       <w:sz w:val="24"/>
       <w:szCs w:val="24"/>
     </w:rPr>
